--- a/resources/templates/oficios/medico.docx
+++ b/resources/templates/oficios/medico.docx
@@ -7,19 +7,200 @@
         <w:jc w:val="both"/>
         <w:rPr>
           <w:rFonts w:ascii="Times New Roman" w:hAnsi="Times New Roman" w:cs="Times New Roman"/>
-          <w:lang w:val="es-EC"/>
-        </w:rPr>
-      </w:pPr>
+          <w:b/>
+          <w:bCs/>
+          <w:lang w:val="es-EC"/>
+        </w:rPr>
+      </w:pPr>
+      <w:r>
+        <w:rPr>
+          <w:rFonts w:ascii="Times New Roman" w:hAnsi="Times New Roman" w:cs="Times New Roman"/>
+          <w:b/>
+          <w:bCs/>
+          <w:lang w:val="es-EC"/>
+        </w:rPr>
+        <w:t xml:space="preserve">OFICIO </w:t>
+      </w:r>
+      <w:proofErr w:type="spellStart"/>
+      <w:r>
+        <w:rPr>
+          <w:rFonts w:ascii="Times New Roman" w:hAnsi="Times New Roman" w:cs="Times New Roman"/>
+          <w:b/>
+          <w:bCs/>
+          <w:lang w:val="es-EC"/>
+        </w:rPr>
+        <w:t>N°</w:t>
+      </w:r>
+      <w:proofErr w:type="spellEnd"/>
+      <w:r>
+        <w:rPr>
+          <w:rFonts w:ascii="Times New Roman" w:hAnsi="Times New Roman" w:cs="Times New Roman"/>
+          <w:b/>
+          <w:bCs/>
+          <w:lang w:val="es-EC"/>
+        </w:rPr>
+        <w:t xml:space="preserve"> F</w:t>
+      </w:r>
+      <w:r>
+        <w:rPr>
+          <w:rFonts w:ascii="Times New Roman" w:hAnsi="Times New Roman" w:cs="Times New Roman"/>
+          <w:b/>
+          <w:bCs/>
+          <w:lang w:val="es-EC"/>
+        </w:rPr>
+        <w:t>ACIVITEC</w:t>
+      </w:r>
+      <w:r>
+        <w:rPr>
+          <w:rFonts w:ascii="Times New Roman" w:hAnsi="Times New Roman" w:cs="Times New Roman"/>
+          <w:b/>
+          <w:bCs/>
+          <w:lang w:val="es-EC"/>
+        </w:rPr>
+        <w:t>-032026-0005</w:t>
+      </w:r>
     </w:p>
     <w:p>
       <w:pPr>
         <w:jc w:val="both"/>
         <w:rPr>
           <w:rFonts w:ascii="Times New Roman" w:hAnsi="Times New Roman" w:cs="Times New Roman"/>
+          <w:lang w:val="es-EC"/>
+        </w:rPr>
+      </w:pPr>
+      <w:r>
+        <w:rPr>
+          <w:rFonts w:ascii="Times New Roman" w:hAnsi="Times New Roman" w:cs="Times New Roman"/>
+          <w:lang w:val="es-EC"/>
+        </w:rPr>
+        <w:t>Dr.</w:t>
+      </w:r>
+    </w:p>
+    <w:p>
+      <w:pPr>
+        <w:jc w:val="both"/>
+        <w:rPr>
+          <w:rFonts w:ascii="Times New Roman" w:hAnsi="Times New Roman" w:cs="Times New Roman"/>
+          <w:lang w:val="es-EC"/>
+        </w:rPr>
+      </w:pPr>
+      <w:r>
+        <w:rPr>
+          <w:rFonts w:ascii="Times New Roman" w:hAnsi="Times New Roman" w:cs="Times New Roman"/>
+          <w:lang w:val="es-EC"/>
+        </w:rPr>
+        <w:t>[Nombre del decano]</w:t>
+      </w:r>
+    </w:p>
+    <w:p>
+      <w:pPr>
+        <w:spacing w:line="240" w:lineRule="auto"/>
+        <w:jc w:val="both"/>
+        <w:rPr>
+          <w:rFonts w:ascii="Times New Roman" w:hAnsi="Times New Roman" w:cs="Times New Roman"/>
+          <w:lang w:val="es-EC"/>
+        </w:rPr>
+      </w:pPr>
+      <w:r>
+        <w:rPr>
+          <w:rFonts w:ascii="Times New Roman" w:hAnsi="Times New Roman" w:cs="Times New Roman"/>
+          <w:lang w:val="es-EC"/>
+        </w:rPr>
+        <w:t>Decano de la Facultad de Ciencias de la Vida y la Tecnología (</w:t>
+      </w:r>
+      <w:r>
+        <w:rPr>
+          <w:rFonts w:ascii="Times New Roman" w:hAnsi="Times New Roman" w:cs="Times New Roman"/>
+          <w:lang w:val="es-EC"/>
+        </w:rPr>
+        <w:t>FACIVITEC</w:t>
+      </w:r>
+      <w:r>
+        <w:rPr>
+          <w:rFonts w:ascii="Times New Roman" w:hAnsi="Times New Roman" w:cs="Times New Roman"/>
+          <w:lang w:val="es-EC"/>
+        </w:rPr>
+        <w:t>)</w:t>
+      </w:r>
+    </w:p>
+    <w:p>
+      <w:pPr>
+        <w:jc w:val="both"/>
+        <w:rPr>
+          <w:rFonts w:ascii="Times New Roman" w:hAnsi="Times New Roman" w:cs="Times New Roman"/>
+          <w:lang w:val="es-EC"/>
+        </w:rPr>
+      </w:pPr>
+      <w:r>
+        <w:rPr>
+          <w:rFonts w:ascii="Times New Roman" w:hAnsi="Times New Roman" w:cs="Times New Roman"/>
+          <w:lang w:val="es-EC"/>
+        </w:rPr>
+        <w:t xml:space="preserve">De mis consideraciones. </w:t>
+      </w:r>
+    </w:p>
+    <w:p>
+      <w:pPr>
+        <w:jc w:val="both"/>
+        <w:rPr>
+          <w:rFonts w:ascii="Times New Roman" w:hAnsi="Times New Roman" w:cs="Times New Roman"/>
+          <w:lang w:val="es-EC"/>
+        </w:rPr>
+      </w:pPr>
+      <w:r>
+        <w:rPr>
+          <w:rFonts w:ascii="Times New Roman" w:hAnsi="Times New Roman" w:cs="Times New Roman"/>
+          <w:lang w:val="es-EC"/>
+        </w:rPr>
+        <w:t>Yo, [Nombre completo del docente], portador de la cédula de identidad N° [Número de cédula], docente de la [Carrera] de </w:t>
+      </w:r>
+      <w:r>
+        <w:rPr>
+          <w:rFonts w:ascii="Times New Roman" w:hAnsi="Times New Roman" w:cs="Times New Roman"/>
+          <w:lang w:val="es-EC"/>
+        </w:rPr>
+        <w:t>la [facultad]</w:t>
+      </w:r>
+      <w:r>
+        <w:rPr>
+          <w:rFonts w:ascii="Times New Roman" w:hAnsi="Times New Roman" w:cs="Times New Roman"/>
+          <w:lang w:val="es-EC"/>
+        </w:rPr>
+        <w:t>, por medio del presente documento formal justifico mi ausencia a mis actividades académicas por razones de salud, conforme a los siguientes datos:</w:t>
+      </w:r>
+    </w:p>
+    <w:p>
+      <w:pPr>
+        <w:jc w:val="both"/>
+        <w:rPr>
+          <w:rFonts w:ascii="Times New Roman" w:hAnsi="Times New Roman" w:cs="Times New Roman"/>
+          <w:lang w:val="es-EC"/>
+        </w:rPr>
+      </w:pPr>
+      <w:r>
+        <w:rPr>
+          <w:rFonts w:ascii="Times New Roman" w:hAnsi="Times New Roman" w:cs="Times New Roman"/>
           <w:b/>
           <w:bCs/>
           <w:lang w:val="es-EC"/>
         </w:rPr>
+        <w:t>Período de la falta:</w:t>
+      </w:r>
+      <w:r>
+        <w:rPr>
+          <w:rFonts w:ascii="Times New Roman" w:hAnsi="Times New Roman" w:cs="Times New Roman"/>
+          <w:lang w:val="es-EC"/>
+        </w:rPr>
+        <w:t xml:space="preserve"> desde el día [Fecha de inicio de la falta] hasta el día [Fecha de retorno a clases], lo que corresponde a un total de [Número de días] días hábiles/calendario de ausencia.</w:t>
+      </w:r>
+    </w:p>
+    <w:p>
+      <w:pPr>
+        <w:jc w:val="both"/>
+        <w:rPr>
+          <w:rFonts w:ascii="Times New Roman" w:hAnsi="Times New Roman" w:cs="Times New Roman"/>
+          <w:lang w:val="es-EC"/>
+        </w:rPr>
       </w:pPr>
       <w:r>
         <w:rPr>
@@ -28,7 +209,44 @@
           <w:bCs/>
           <w:lang w:val="es-EC"/>
         </w:rPr>
-        OFICIO N° [Código del oficio]
+        <w:t>Atención médica recibida:</w:t>
+      </w:r>
+      <w:r>
+        <w:rPr>
+          <w:rFonts w:ascii="Times New Roman" w:hAnsi="Times New Roman" w:cs="Times New Roman"/>
+          <w:lang w:val="es-EC"/>
+        </w:rPr>
+        <w:t xml:space="preserve"> fui atendido(a) en [Lugar donde se realizó la atención médica], por el doctor(a) [Nombre completo del doctor(a)]</w:t>
+      </w:r>
+      <w:r>
+        <w:rPr>
+          <w:rFonts w:ascii="Times New Roman" w:hAnsi="Times New Roman" w:cs="Times New Roman"/>
+          <w:lang w:val="es-EC"/>
+        </w:rPr>
+        <w:t>,</w:t>
+      </w:r>
+      <w:r>
+        <w:rPr>
+          <w:rFonts w:ascii="Times New Roman" w:hAnsi="Times New Roman" w:cs="Times New Roman"/>
+          <w:lang w:val="es-EC"/>
+        </w:rPr>
+        <w:t xml:space="preserve"> quien emitió el siguiente </w:t>
+      </w:r>
+      <w:r>
+        <w:rPr>
+          <w:rFonts w:ascii="Times New Roman" w:hAnsi="Times New Roman" w:cs="Times New Roman"/>
+          <w:b/>
+          <w:bCs/>
+          <w:lang w:val="es-EC"/>
+        </w:rPr>
+        <w:t>diagnóstico:</w:t>
+      </w:r>
+      <w:r>
+        <w:rPr>
+          <w:rFonts w:ascii="Times New Roman" w:hAnsi="Times New Roman" w:cs="Times New Roman"/>
+          <w:lang w:val="es-EC"/>
+        </w:rPr>
+        <w:t xml:space="preserve"> [Diagnóstico principal].</w:t>
       </w:r>
     </w:p>
     <w:p>
@@ -44,7 +262,7 @@
           <w:rFonts w:ascii="Times New Roman" w:hAnsi="Times New Roman" w:cs="Times New Roman"/>
           <w:lang w:val="es-EC"/>
         </w:rPr>
-        <w:t>Dr.</w:t>
+        <w:t>Declaro bajo mi compromiso académico que la información aquí consignada es verídica y me comprometo a reincorporarme a mis labores en la fecha de retorno indicada, así como a realizar las gestiones de nivelación con mis estudiantes según lo establecido por la normativa institucional.</w:t>
       </w:r>
     </w:p>
     <w:p>
@@ -55,17 +273,9 @@
           <w:lang w:val="es-EC"/>
         </w:rPr>
       </w:pPr>
-      <w:r>
-        <w:rPr>
-          <w:rFonts w:ascii="Times New Roman" w:hAnsi="Times New Roman" w:cs="Times New Roman"/>
-          <w:lang w:val="es-EC"/>
-        </w:rPr>
-        <w:t>[Nombre del decano]</w:t>
-      </w:r>
     </w:p>
     <w:p>
       <w:pPr>
-        <w:spacing w:line="240" w:lineRule="auto"/>
         <w:jc w:val="both"/>
         <w:rPr>
           <w:rFonts w:ascii="Times New Roman" w:hAnsi="Times New Roman" w:cs="Times New Roman"/>
@@ -77,201 +287,11 @@
           <w:rFonts w:ascii="Times New Roman" w:hAnsi="Times New Roman" w:cs="Times New Roman"/>
           <w:lang w:val="es-EC"/>
         </w:rPr>
-        <w:t>Decano de la Facultad de Ciencias de la Vida y la Tecnología (</w:t>
-      </w:r>
-      <w:r>
-        <w:rPr>
-          <w:rFonts w:ascii="Times New Roman" w:hAnsi="Times New Roman" w:cs="Times New Roman"/>
-          <w:lang w:val="es-EC"/>
-        </w:rPr>
-        <w:t>FACIVITEC</w:t>
-      </w:r>
-      <w:r>
-        <w:rPr>
-          <w:rFonts w:ascii="Times New Roman" w:hAnsi="Times New Roman" w:cs="Times New Roman"/>
-          <w:lang w:val="es-EC"/>
-        </w:rPr>
-        <w:t>)</w:t>
-      </w:r>
-    </w:p>
-    <w:p>
-      <w:pPr>
-        <w:jc w:val="both"/>
-        <w:rPr>
-          <w:rFonts w:ascii="Times New Roman" w:hAnsi="Times New Roman" w:cs="Times New Roman"/>
-          <w:lang w:val="es-EC"/>
-        </w:rPr>
-      </w:pPr>
-      <w:r>
-        <w:rPr>
-          <w:rFonts w:ascii="Times New Roman" w:hAnsi="Times New Roman" w:cs="Times New Roman"/>
-          <w:lang w:val="es-EC"/>
-        </w:rPr>
-        <w:t xml:space="preserve">De mis consideraciones. </w:t>
-      </w:r>
-    </w:p>
-    <w:p>
-      <w:pPr>
-        <w:jc w:val="both"/>
-        <w:rPr>
-          <w:rFonts w:ascii="Times New Roman" w:hAnsi="Times New Roman" w:cs="Times New Roman"/>
-          <w:lang w:val="es-EC"/>
-        </w:rPr>
-      </w:pPr>
-      <w:r>
-        <w:rPr>
-          <w:rFonts w:ascii="Times New Roman" w:hAnsi="Times New Roman" w:cs="Times New Roman"/>
-          <w:lang w:val="es-EC"/>
-        </w:rPr>
-        <w:t>Yo, [Nombre completo del docente], portador de la cédula de identidad N° [Número de cédula], docente de la [Carrera] de </w:t>
-      </w:r>
-      <w:r>
-        <w:rPr>
-          <w:rFonts w:ascii="Times New Roman" w:hAnsi="Times New Roman" w:cs="Times New Roman"/>
-          <w:lang w:val="es-EC"/>
-        </w:rPr>
-        <w:t>la [facultad]</w:t>
-      </w:r>
-      <w:r>
-        <w:rPr>
-          <w:rFonts w:ascii="Times New Roman" w:hAnsi="Times New Roman" w:cs="Times New Roman"/>
-          <w:lang w:val="es-EC"/>
-        </w:rPr>
-        <w:t>, por medio del presente documento formal justifico mi ausencia a mis actividades académicas por razones de salud, conforme a los siguientes datos:</w:t>
-      </w:r>
-    </w:p>
-    <w:p>
-      <w:pPr>
-        <w:jc w:val="both"/>
-        <w:rPr>
-          <w:rFonts w:ascii="Times New Roman" w:hAnsi="Times New Roman" w:cs="Times New Roman"/>
-          <w:lang w:val="es-EC"/>
-        </w:rPr>
-      </w:pPr>
-      <w:r>
-        <w:rPr>
-          <w:rFonts w:ascii="Times New Roman" w:hAnsi="Times New Roman" w:cs="Times New Roman"/>
-          <w:b/>
-          <w:bCs/>
-          <w:lang w:val="es-EC"/>
-        </w:rPr>
-        <w:t>Período de la falta:</w:t>
-      </w:r>
-      <w:r>
-        <w:rPr>
-          <w:rFonts w:ascii="Times New Roman" w:hAnsi="Times New Roman" w:cs="Times New Roman"/>
-          <w:lang w:val="es-EC"/>
-        </w:rPr>
-        <w:t xml:space="preserve"> desde el día [Fecha de inicio de la falta] hasta el día [Fecha de retorno a clases], lo que corresponde a un total de [Número de días] días hábiles/calendario de ausencia.</w:t>
-      </w:r>
-    </w:p>
-    <w:p>
-      <w:pPr>
-        <w:jc w:val="both"/>
-        <w:rPr>
-          <w:rFonts w:ascii="Times New Roman" w:hAnsi="Times New Roman" w:cs="Times New Roman"/>
-          <w:lang w:val="es-EC"/>
-        </w:rPr>
-      </w:pPr>
-      <w:r>
-        <w:rPr>
-          <w:rFonts w:ascii="Times New Roman" w:hAnsi="Times New Roman" w:cs="Times New Roman"/>
-          <w:b/>
-          <w:bCs/>
-          <w:lang w:val="es-EC"/>
-        </w:rPr>
-        <w:t>Atención médica recibida:</w:t>
-      </w:r>
-      <w:r>
-        <w:rPr>
-          <w:rFonts w:ascii="Times New Roman" w:hAnsi="Times New Roman" w:cs="Times New Roman"/>
-          <w:lang w:val="es-EC"/>
-        </w:rPr>
-        <w:t xml:space="preserve"> fui atendido(a) en [Lugar donde se realizó la atención médica], por el doctor(a) [Nombre completo del doctor(a)]</w:t>
-      </w:r>
-      <w:r>
-        <w:rPr>
-          <w:rFonts w:ascii="Times New Roman" w:hAnsi="Times New Roman" w:cs="Times New Roman"/>
-          <w:lang w:val="es-EC"/>
-        </w:rPr>
-        <w:t>,</w:t>
-      </w:r>
-      <w:r>
-        <w:rPr>
-          <w:rFonts w:ascii="Times New Roman" w:hAnsi="Times New Roman" w:cs="Times New Roman"/>
-          <w:lang w:val="es-EC"/>
-        </w:rPr>
-        <w:t xml:space="preserve"> quien emitió el siguiente </w:t>
-      </w:r>
-      <w:r>
-        <w:rPr>
-          <w:rFonts w:ascii="Times New Roman" w:hAnsi="Times New Roman" w:cs="Times New Roman"/>
-          <w:b/>
-          <w:bCs/>
-          <w:lang w:val="es-EC"/>
-        </w:rPr>
-        <w:t>diagnóstico:</w:t>
-      </w:r>
-      <w:r>
-        <w:rPr>
-          <w:rFonts w:ascii="Times New Roman" w:hAnsi="Times New Roman" w:cs="Times New Roman"/>
-          <w:lang w:val="es-EC"/>
-        </w:rPr>
-        <w:t xml:space="preserve"> [Diagnóstico principal].</w:t>
-      </w:r>
-    </w:p>
-    <w:p>
-      <w:pPr>
-        <w:jc w:val="both"/>
-        <w:rPr>
-          <w:rFonts w:ascii="Times New Roman" w:hAnsi="Times New Roman" w:cs="Times New Roman"/>
-          <w:lang w:val="es-EC"/>
-        </w:rPr>
-      </w:pPr>
-      <w:r>
-        <w:rPr>
-          <w:rFonts w:ascii="Times New Roman" w:hAnsi="Times New Roman" w:cs="Times New Roman"/>
-          <w:lang w:val="es-EC"/>
-        </w:rPr>
-        <w:t>Declaro bajo mi compromiso académico que la información aquí consignada es verídica y me comprometo a reincorporarme a mis labores en la fecha de retorno indicada, así como a realizar las gestiones de nivelación con mis estudiantes según lo establecido por la normativa institucional.</w:t>
-      </w:r>
-    </w:p>
-    <w:p>
-      <w:pPr>
-        <w:jc w:val="both"/>
-        <w:rPr>
-          <w:rFonts w:ascii="Times New Roman" w:hAnsi="Times New Roman" w:cs="Times New Roman"/>
-          <w:lang w:val="es-EC"/>
-        </w:rPr>
-      </w:pPr>
-    </w:p>
-    <w:p>
-      <w:pPr>
-        <w:jc w:val="both"/>
-        <w:rPr>
-          <w:rFonts w:ascii="Times New Roman" w:hAnsi="Times New Roman" w:cs="Times New Roman"/>
-          <w:lang w:val="es-EC"/>
-        </w:rPr>
-      </w:pPr>
-      <w:r>
-        <w:rPr>
-          <w:rFonts w:ascii="Times New Roman" w:hAnsi="Times New Roman" w:cs="Times New Roman"/>
-          <w:lang w:val="es-EC"/>
-        </w:rPr>
         <w:t>Atentamente,</w:t>
       </w:r>
       <w:r>
         <w:t xml:space="preserve"> </w:t>
       </w:r>
-    </w:p>
-    <w:p>
-      <w:pPr>
-        <w:jc w:val="both"/>
-        <w:rPr>
-          <w:rFonts w:ascii="Times New Roman" w:hAnsi="Times New Roman" w:cs="Times New Roman"/>
-          <w:lang w:val="es-EC"/>
-        </w:rPr>
-      </w:pPr>
     </w:p>
     <w:p>
       <w:pPr>
@@ -294,13 +314,83 @@
         <w:gridCol w:w="4414"/>
       </w:tblGrid>
       <w:tr>
-        <w:trPr>
-          <w:cantSplit/>
-        </w:trPr>
         <w:tc>
           <w:tcPr>
             <w:tcW w:w="4414" w:type="dxa"/>
           </w:tcPr>
+          <w:p>
+            <w:pPr>
+              <w:jc w:val="left"/>
+              <w:rPr>
+                <w:rFonts w:ascii="Times New Roman" w:hAnsi="Times New Roman" w:cs="Times New Roman"/>
+                <w:lang w:val="es-EC"/>
+              </w:rPr>
+            </w:pPr>
+            <w:bookmarkStart w:id="0" w:name="_Hlk231843257"/>
+          </w:p>
+          <w:p>
+            <w:pPr>
+              <w:jc w:val="left"/>
+              <w:rPr>
+                <w:rFonts w:ascii="Times New Roman" w:hAnsi="Times New Roman" w:cs="Times New Roman"/>
+                <w:lang w:val="es-EC"/>
+              </w:rPr>
+            </w:pPr>
+          </w:p>
+          <w:p>
+            <w:pPr>
+              <w:jc w:val="left"/>
+              <w:rPr>
+                <w:rFonts w:ascii="Times New Roman" w:hAnsi="Times New Roman" w:cs="Times New Roman"/>
+                <w:lang w:val="es-EC"/>
+              </w:rPr>
+            </w:pPr>
+          </w:p>
+          <w:p>
+            <w:pPr>
+              <w:jc w:val="left"/>
+              <w:rPr>
+                <w:rFonts w:ascii="Times New Roman" w:hAnsi="Times New Roman" w:cs="Times New Roman"/>
+                <w:lang w:val="es-EC"/>
+              </w:rPr>
+            </w:pPr>
+          </w:p>
+          <w:p>
+            <w:pPr>
+              <w:jc w:val="left"/>
+              <w:rPr>
+                <w:rFonts w:ascii="Times New Roman" w:hAnsi="Times New Roman" w:cs="Times New Roman"/>
+                <w:lang w:val="es-EC"/>
+              </w:rPr>
+            </w:pPr>
+          </w:p>
+          <w:p>
+            <w:pPr>
+              <w:jc w:val="left"/>
+              <w:rPr>
+                <w:rFonts w:ascii="Times New Roman" w:hAnsi="Times New Roman" w:cs="Times New Roman"/>
+                <w:lang w:val="es-EC"/>
+              </w:rPr>
+            </w:pPr>
+          </w:p>
+          <w:p>
+            <w:pPr>
+              <w:jc w:val="left"/>
+              <w:rPr>
+                <w:rFonts w:ascii="Times New Roman" w:hAnsi="Times New Roman" w:cs="Times New Roman"/>
+                <w:lang w:val="es-EC"/>
+              </w:rPr>
+            </w:pPr>
+          </w:p>
+          <w:p>
+            <w:pPr>
+              <w:jc w:val="left"/>
+              <w:rPr>
+                <w:rFonts w:ascii="Times New Roman" w:hAnsi="Times New Roman" w:cs="Times New Roman"/>
+                <w:lang w:val="es-EC"/>
+              </w:rPr>
+            </w:pPr>
+          </w:p>
         </w:tc>
         <w:tc>
           <w:tcPr>
@@ -308,7 +398,7 @@
           </w:tcPr>
           <w:p>
             <w:pPr>
-              <w:jc w:val="both"/>
+              <w:jc w:val="left"/>
               <w:rPr>
                 <w:rFonts w:ascii="Times New Roman" w:hAnsi="Times New Roman" w:cs="Times New Roman"/>
                 <w:b/>
@@ -328,7 +418,7 @@
           </w:p>
           <w:p>
             <w:pPr>
-              <w:jc w:val="both"/>
+              <w:jc w:val="left"/>
               <w:rPr>
                 <w:rFonts w:ascii="Times New Roman" w:hAnsi="Times New Roman" w:cs="Times New Roman"/>
                 <w:b/>
@@ -339,25 +429,25 @@
           </w:p>
           <w:p>
             <w:pPr>
-              <w:jc w:val="both"/>
-              <w:rPr>
-                <w:rFonts w:ascii="Times New Roman" w:hAnsi="Times New Roman" w:cs="Times New Roman"/>
-                <w:lang w:val="es-EC"/>
-              </w:rPr>
-            </w:pPr>
-          </w:p>
-          <w:p>
-            <w:pPr>
-              <w:jc w:val="both"/>
-              <w:rPr>
-                <w:rFonts w:ascii="Times New Roman" w:hAnsi="Times New Roman" w:cs="Times New Roman"/>
-                <w:lang w:val="es-EC"/>
-              </w:rPr>
-            </w:pPr>
-          </w:p>
-          <w:p>
-            <w:pPr>
-              <w:jc w:val="both"/>
+              <w:jc w:val="left"/>
+              <w:rPr>
+                <w:rFonts w:ascii="Times New Roman" w:hAnsi="Times New Roman" w:cs="Times New Roman"/>
+                <w:lang w:val="es-EC"/>
+              </w:rPr>
+            </w:pPr>
+          </w:p>
+          <w:p>
+            <w:pPr>
+              <w:jc w:val="left"/>
+              <w:rPr>
+                <w:rFonts w:ascii="Times New Roman" w:hAnsi="Times New Roman" w:cs="Times New Roman"/>
+                <w:lang w:val="es-EC"/>
+              </w:rPr>
+            </w:pPr>
+          </w:p>
+          <w:p>
+            <w:pPr>
+              <w:jc w:val="left"/>
               <w:rPr>
                 <w:rFonts w:ascii="Times New Roman" w:hAnsi="Times New Roman" w:cs="Times New Roman"/>
                 <w:lang w:val="es-EC"/>
@@ -373,7 +463,7 @@
           </w:tcPr>
           <w:p>
             <w:pPr>
-              <w:jc w:val="both"/>
+              <w:jc w:val="left"/>
               <w:rPr>
                 <w:rFonts w:ascii="Times New Roman" w:hAnsi="Times New Roman" w:cs="Times New Roman"/>
                 <w:lang w:val="es-EC"/>
@@ -389,7 +479,7 @@
           </w:p>
           <w:p>
             <w:pPr>
-              <w:jc w:val="both"/>
+              <w:jc w:val="left"/>
               <w:rPr>
                 <w:rFonts w:ascii="Times New Roman" w:hAnsi="Times New Roman" w:cs="Times New Roman"/>
                 <w:lang w:val="es-EC"/>
@@ -405,7 +495,7 @@
           </w:p>
           <w:p>
             <w:pPr>
-              <w:jc w:val="both"/>
+              <w:jc w:val="left"/>
               <w:rPr>
                 <w:rFonts w:ascii="Times New Roman" w:hAnsi="Times New Roman" w:cs="Times New Roman"/>
                 <w:lang w:val="es-EC"/>
@@ -421,7 +511,7 @@
           </w:p>
           <w:p>
             <w:pPr>
-              <w:jc w:val="both"/>
+              <w:jc w:val="left"/>
               <w:rPr>
                 <w:rFonts w:ascii="Times New Roman" w:hAnsi="Times New Roman" w:cs="Times New Roman"/>
                 <w:lang w:val="es-EC"/>
@@ -432,7 +522,7 @@
                 <w:rFonts w:ascii="Times New Roman" w:hAnsi="Times New Roman" w:cs="Times New Roman"/>
                 <w:lang w:val="es-EC"/>
               </w:rPr>
-              <w:t>Generado el [Fecha automática del sistema]</w:t>
+              <w:t>Fecha de generación del documento [Fecha automática del sistema]</w:t>
             </w:r>
           </w:p>
         </w:tc>
@@ -442,7 +532,7 @@
           </w:tcPr>
           <w:p>
             <w:pPr>
-              <w:jc w:val="both"/>
+              <w:jc w:val="left"/>
               <w:rPr>
                 <w:rFonts w:ascii="Times New Roman" w:hAnsi="Times New Roman" w:cs="Times New Roman"/>
                 <w:lang w:val="es-EC"/>
@@ -458,7 +548,7 @@
           </w:p>
           <w:p>
             <w:pPr>
-              <w:jc w:val="both"/>
+              <w:jc w:val="left"/>
               <w:rPr>
                 <w:rFonts w:ascii="Times New Roman" w:hAnsi="Times New Roman" w:cs="Times New Roman"/>
                 <w:lang w:val="es-EC"/>
@@ -474,7 +564,7 @@
           </w:p>
           <w:p>
             <w:pPr>
-              <w:jc w:val="both"/>
+              <w:jc w:val="left"/>
               <w:rPr>
                 <w:rFonts w:ascii="Times New Roman" w:hAnsi="Times New Roman" w:cs="Times New Roman"/>
                 <w:lang w:val="es-EC"/>
